--- a/output/docx/en/BUFRCREX_CodeFlag_en_25.docx
+++ b/output/docx/en/BUFRCREX_CodeFlag_en_25.docx
@@ -1580,7 +1580,7 @@
           <w:i/>
           <w:sz w:val="14"/>
         </w:rPr>
-        <w:t>Note 35: Descriptor 0 25 009 is deprecated. 0 25 029 should be used instead.</w:t>
+        <w:t>Note CF35: Descriptor 0 25 009 is deprecated. 0 25 029 should be used instead.</w:t>
       </w:r>
     </w:p>
     <w:p/>
@@ -7900,7 +7900,7 @@
                 <w:b w:val="0"/>
                 <w:sz w:val="16"/>
               </w:rPr>
-              <w:t>No native model levels are present.  All profile levels are interpolated to a predefined set of pressure coordinate levels</w:t>
+              <w:t>No native model levels are present. All profile levels are interpolated to a predefined set of pressure coordinate levels</w:t>
             </w:r>
           </w:p>
         </w:tc>
@@ -8053,7 +8053,7 @@
           <w:i/>
           <w:sz w:val="14"/>
         </w:rPr>
-        <w:t>Note 60: None of the code figures exclude the addition of interpolated levels at the discretion of the generating centre.</w:t>
+        <w:t>Note CF60: None of the code figures exclude the addition of interpolated levels at the discretion of the generating centre.</w:t>
       </w:r>
     </w:p>
     <w:p/>
@@ -11264,7 +11264,7 @@
           <w:i/>
           <w:sz w:val="14"/>
         </w:rPr>
-        <w:t>Note 94: Where the original reporting method is as indicated by code figure 1, the following conversion is recommended to obtain a suitable data value corresponding to descriptor 0 01 012:Reported value Data value0 01 452 903 1354 1805 2256 2707 3158 3609 511</w:t>
+        <w:t>Note CF94: Where the original reporting method is as indicated by code figure 1, the following conversion is recommended to obtain a suitable data value corresponding to descriptor 0 01 012:Reported value Data value0 01 452 903 1354 1805 2256 2707 3158 3609 511</w:t>
       </w:r>
     </w:p>
     <w:p/>
@@ -11618,7 +11618,7 @@
           <w:i/>
           <w:sz w:val="14"/>
         </w:rPr>
-        <w:t>Note 95: Where the original reporting method is as indicated by code figure 1, the following conversion is recommended to obtain a suitable data value corresponding to descriptor 0 01 013:Reported value Data value 0 01 12 43 74 95 126 147 178 199 21/ 1023</w:t>
+        <w:t>Note CF95: Where the original reporting method is as indicated by code figure 1, the following conversion is recommended to obtain a suitable data value corresponding to descriptor 0 01 013:Reported value Data value 0 01 12 43 74 95 126 147 178 199 21/ 1023</w:t>
       </w:r>
     </w:p>
     <w:p/>
@@ -15583,7 +15583,7 @@
                 <w:b w:val="0"/>
                 <w:sz w:val="16"/>
               </w:rPr>
-              <w:t>Note 37: Missing for non-directional spectra.</w:t>
+              <w:t>Note CF37: DIODE means détermination immédiate d’orbite par DORIS embarqué or immediate onboard orbit determination by DORIS. It is part of the DORIS instrument, which calculates the satellite’s position and velocity.</w:t>
             </w:r>
           </w:p>
         </w:tc>
@@ -16536,7 +16536,7 @@
                 <w:b w:val="0"/>
                 <w:sz w:val="16"/>
               </w:rPr>
-              <w:t>Mode 1 calibration sequence indicator (0 if normal data taking either mode 1 or 2, 1 if mode 1 calibration sequence)  Bits 3 and 4 indicate active 23.8 GHz channel(s):</w:t>
+              <w:t>Mode 1 calibration sequence indicator (0 if normal data taking either mode 1 or 2, 1 if mode 1 calibration sequence) Bits 3 and 4 indicate active 23.8 GHz channel(s):</w:t>
             </w:r>
           </w:p>
         </w:tc>
@@ -18231,7 +18231,7 @@
           <w:i/>
           <w:sz w:val="14"/>
         </w:rPr>
-        <w:t>Note 5: (0 is good, 1 is bad)</w:t>
+        <w:t>Note CF5: (0 is good, 1 is bad)</w:t>
       </w:r>
     </w:p>
     <w:p/>
@@ -18829,7 +18829,7 @@
           <w:i/>
           <w:sz w:val="14"/>
         </w:rPr>
-        <w:t>Note 5: (0 is good, 1 is bad)</w:t>
+        <w:t>Note CF5: (0 is good, 1 is bad)</w:t>
       </w:r>
     </w:p>
     <w:p/>
@@ -19954,7 +19954,7 @@
           <w:i/>
           <w:sz w:val="14"/>
         </w:rPr>
-        <w:t>Note 5: (0 is good, 1 is bad)</w:t>
+        <w:t>Note CF5: (0 is good, 1 is bad)</w:t>
       </w:r>
     </w:p>
     <w:p/>
@@ -20369,7 +20369,7 @@
           <w:i/>
           <w:sz w:val="14"/>
         </w:rPr>
-        <w:t>Note 5: (0 is good, 1 is bad)</w:t>
+        <w:t>Note CF5: (0 is good, 1 is bad)</w:t>
       </w:r>
     </w:p>
     <w:p/>
@@ -25022,7 +25022,7 @@
                 <w:b w:val="0"/>
                 <w:sz w:val="16"/>
               </w:rPr>
-              <w:t>Note 44: Sequence 3 09 030 is deprecated because of incorrect usage of descriptor 0 04 015; sequence 3 09 031 should be used instead.</w:t>
+              <w:t>Note CF44: Guide to Instruments and Methods of Observation</w:t>
             </w:r>
           </w:p>
         </w:tc>
@@ -25897,7 +25897,7 @@
                 <w:b w:val="0"/>
                 <w:sz w:val="16"/>
               </w:rPr>
-              <w:t xml:space="preserve">Reserved </w:t>
+              <w:t>Reserved</w:t>
             </w:r>
           </w:p>
         </w:tc>
@@ -26119,7 +26119,7 @@
                 <w:b w:val="0"/>
                 <w:sz w:val="16"/>
               </w:rPr>
-              <w:t xml:space="preserve">Open  loop </w:t>
+              <w:t>Open loop</w:t>
             </w:r>
           </w:p>
         </w:tc>
